--- a/fixtures/generated/form-checkbox.docx
+++ b/fixtures/generated/form-checkbox.docx
@@ -30,6 +30,212 @@
         <w:t xml:space="preserve"> Medication error</w:t>
       </w:r>
     </w:p>
+    <w:tbl>
+      <w:tblPr>
+        <w:tblW w:w="9000" w:type="dxa"/>
+      </w:tblPr>
+      <w:tblGrid>
+        <w:gridCol w:w="600"/>
+        <w:gridCol w:w="8400"/>
+      </w:tblGrid>
+      <w:tr>
+        <w:tc>
+          <w:tcPr>
+            <w:tcW w:w="600" w:type="dxa"/>
+          </w:tcPr>
+          <w:p>
+            <w:sdt>
+              <w:sdtPr>
+                <w:alias w:val="chk_fall"/>
+                <w:id w:val="2001"/>
+                <w14:checkbox>
+                  <w14:checked w14:val="0"/>
+                  <w14:checkedState w14:val="0052" w14:font="Wingdings 2"/>
+                  <w14:uncheckedState w14:val="00A3" w14:font="Wingdings 2"/>
+                </w14:checkbox>
+              </w:sdtPr>
+              <w:sdtContent>
+                <w:r>
+                  <w:rPr>
+                    <w:sz w:val="32"/>
+                  </w:rPr>
+                  <w:sym w:font="Wingdings 2" w:char="F0A3"/>
+                </w:r>
+              </w:sdtContent>
+            </w:sdt>
+          </w:p>
+        </w:tc>
+        <w:tc>
+          <w:tcPr>
+            <w:tcW w:w="8400" w:type="dxa"/>
+          </w:tcPr>
+          <w:p>
+            <w:r>
+              <w:t xml:space="preserve">Fall or Injury</w:t>
+            </w:r>
+          </w:p>
+        </w:tc>
+      </w:tr>
+      <w:tr>
+        <w:tc>
+          <w:tcPr>
+            <w:tcW w:w="600" w:type="dxa"/>
+          </w:tcPr>
+          <w:p>
+            <w:sdt>
+              <w:sdtPr>
+                <w:alias w:val="Consent given"/>
+                <w:id w:val="2002"/>
+                <w14:checkbox>
+                  <w14:checked w14:val="0"/>
+                  <w14:checkedState w14:val="0052" w14:font="Wingdings 2"/>
+                  <w14:uncheckedState w14:val="00A3" w14:font="Wingdings 2"/>
+                </w14:checkbox>
+              </w:sdtPr>
+              <w:sdtContent>
+                <w:r>
+                  <w:rPr>
+                    <w:sz w:val="32"/>
+                  </w:rPr>
+                  <w:sym w:font="Wingdings 2" w:char="F0A3"/>
+                </w:r>
+              </w:sdtContent>
+            </w:sdt>
+          </w:p>
+        </w:tc>
+        <w:tc>
+          <w:tcPr>
+            <w:tcW w:w="8400" w:type="dxa"/>
+          </w:tcPr>
+          <w:p/>
+        </w:tc>
+      </w:tr>
+      <w:tr>
+        <w:tc>
+          <w:tcPr>
+            <w:tcW w:w="600" w:type="dxa"/>
+          </w:tcPr>
+          <w:p>
+            <w:sdt>
+              <w:sdtPr>
+                <w:id w:val="2003"/>
+                <w14:checkbox>
+                  <w14:checked w14:val="1"/>
+                  <w14:checkedState w14:val="0052" w14:font="Wingdings 2"/>
+                  <w14:uncheckedState w14:val="00A3" w14:font="Wingdings 2"/>
+                </w14:checkbox>
+              </w:sdtPr>
+              <w:sdtContent>
+                <w:r>
+                  <w:rPr>
+                    <w:sz w:val="32"/>
+                  </w:rPr>
+                  <w:sym w:font="Wingdings 2" w:char="F052"/>
+                </w:r>
+              </w:sdtContent>
+            </w:sdt>
+          </w:p>
+        </w:tc>
+        <w:tc>
+          <w:tcPr>
+            <w:tcW w:w="8400" w:type="dxa"/>
+          </w:tcPr>
+          <w:p/>
+        </w:tc>
+      </w:tr>
+      <w:tr>
+        <w:tc>
+          <w:tcPr>
+            <w:tcW w:w="600" w:type="dxa"/>
+          </w:tcPr>
+          <w:p>
+            <w:sdt>
+              <w:sdtPr>
+                <w:id w:val="2004"/>
+                <w14:checkbox>
+                  <w14:checked w14:val="0"/>
+                  <w14:checkedState w14:val="0052" w14:font="Wingdings 2"/>
+                  <w14:uncheckedState w14:val="00A3" w14:font="Wingdings 2"/>
+                </w14:checkbox>
+              </w:sdtPr>
+              <w:sdtContent>
+                <w:r>
+                  <w:rPr>
+                    <w:sz w:val="32"/>
+                  </w:rPr>
+                  <w:sym w:font="Wingdings 2" w:char="F0A3"/>
+                </w:r>
+              </w:sdtContent>
+            </w:sdt>
+            <w:sdt>
+              <w:sdtPr>
+                <w:id w:val="2005"/>
+                <w14:checkbox>
+                  <w14:checked w14:val="0"/>
+                  <w14:checkedState w14:val="0052" w14:font="Wingdings 2"/>
+                  <w14:uncheckedState w14:val="00A3" w14:font="Wingdings 2"/>
+                </w14:checkbox>
+              </w:sdtPr>
+              <w:sdtContent>
+                <w:r>
+                  <w:rPr>
+                    <w:sz w:val="32"/>
+                  </w:rPr>
+                  <w:sym w:font="Wingdings 2" w:char="F0A3"/>
+                </w:r>
+              </w:sdtContent>
+            </w:sdt>
+          </w:p>
+        </w:tc>
+        <w:tc>
+          <w:tcPr>
+            <w:tcW w:w="8400" w:type="dxa"/>
+          </w:tcPr>
+          <w:p>
+            <w:r>
+              <w:t xml:space="preserve">Either one</w:t>
+            </w:r>
+          </w:p>
+        </w:tc>
+      </w:tr>
+      <w:tr>
+        <w:tc>
+          <w:tcPr>
+            <w:tcW w:w="8400" w:type="dxa"/>
+          </w:tcPr>
+          <w:p>
+            <w:r>
+              <w:t xml:space="preserve">Witnessed by a colleague</w:t>
+            </w:r>
+          </w:p>
+        </w:tc>
+        <w:tc>
+          <w:tcPr>
+            <w:tcW w:w="600" w:type="dxa"/>
+          </w:tcPr>
+          <w:p>
+            <w:sdt>
+              <w:sdtPr>
+                <w:id w:val="2006"/>
+                <w14:checkbox>
+                  <w14:checked w14:val="0"/>
+                  <w14:checkedState w14:val="0052" w14:font="Wingdings 2"/>
+                  <w14:uncheckedState w14:val="00A3" w14:font="Wingdings 2"/>
+                </w14:checkbox>
+              </w:sdtPr>
+              <w:sdtContent>
+                <w:r>
+                  <w:rPr>
+                    <w:sz w:val="32"/>
+                  </w:rPr>
+                  <w:sym w:font="Wingdings 2" w:char="F0A3"/>
+                </w:r>
+              </w:sdtContent>
+            </w:sdt>
+          </w:p>
+        </w:tc>
+      </w:tr>
+    </w:tbl>
     <w:p>
       <w:r>
         <w:t>End of form.</w:t>
